--- a/template/2-测评方案-init.docx
+++ b/template/2-测评方案-init.docx
@@ -603,12 +603,6 @@
             <w:insideH w:val="outset" w:color="auto" w:sz="6" w:space="0"/>
             <w:insideV w:val="outset" w:color="auto" w:sz="6" w:space="0"/>
           </w:tblBorders>
-          <w:tblCellMar>
-            <w:top w:w="0" w:type="dxa"/>
-            <w:left w:w="108" w:type="dxa"/>
-            <w:bottom w:w="0" w:type="dxa"/>
-            <w:right w:w="108" w:type="dxa"/>
-          </w:tblCellMar>
         </w:tblPrEx>
         <w:trPr>
           <w:trHeight w:val="12318" w:hRule="atLeast"/>
@@ -697,16 +691,7 @@
                 <w:rFonts w:hint="eastAsia" w:ascii="Times New Roman" w:hAnsi="Times New Roman"/>
                 <w:smallCaps w:val="0"/>
               </w:rPr>
-              <w:t>为进一步提高密码应用安全性能力</w:t>
-            </w:r>
-            <w:bookmarkStart w:id="91" w:name="_GoBack"/>
-            <w:bookmarkEnd w:id="91"/>
-            <w:r>
-              <w:rPr>
-                <w:rFonts w:hint="eastAsia" w:ascii="Times New Roman" w:hAnsi="Times New Roman"/>
-                <w:smallCaps w:val="0"/>
-              </w:rPr>
-              <w:t>，{{c_name}}委托浙江省电子信息产品检验研究院对{{project_name}}实施密码应用安全性评估，以期发现信息系统和密码应用标准的差距以及存在的安全隐患，为后续的安全整改工作提供参考依据。</w:t>
+              <w:t>为进一步提高密码应用安全性能力，{{c_name}}委托浙江省电子信息产品检验研究院对{{project_name}}实施密码应用安全性评估，以期发现信息系统和密码应用标准的差距以及存在的安全隐患，为后续的安全整改工作提供参考依据。</w:t>
             </w:r>
           </w:p>
           <w:p>
@@ -823,56 +808,56 @@
           <w:szCs w:val="21"/>
         </w:rPr>
       </w:pPr>
-      <w:bookmarkStart w:id="0" w:name="_Toc505759687"/>
-      <w:bookmarkStart w:id="1" w:name="_Toc502460562"/>
+      <w:bookmarkStart w:id="0" w:name="_Toc502460562"/>
+      <w:bookmarkStart w:id="1" w:name="_Toc505759687"/>
       <w:bookmarkStart w:id="2" w:name="_Toc502393674"/>
       <w:bookmarkStart w:id="3" w:name="_Toc513261327"/>
-      <w:bookmarkStart w:id="4" w:name="_Toc514747736"/>
-      <w:bookmarkStart w:id="5" w:name="_Toc525030880"/>
-      <w:bookmarkStart w:id="6" w:name="_Toc514747272"/>
-      <w:bookmarkStart w:id="7" w:name="_Toc493934027"/>
-      <w:bookmarkStart w:id="8" w:name="_Toc502397094"/>
-      <w:bookmarkStart w:id="9" w:name="_Toc493934291"/>
+      <w:bookmarkStart w:id="4" w:name="_Toc514747272"/>
+      <w:bookmarkStart w:id="5" w:name="_Toc493934291"/>
+      <w:bookmarkStart w:id="6" w:name="_Toc525032123"/>
+      <w:bookmarkStart w:id="7" w:name="_Toc514638745"/>
+      <w:bookmarkStart w:id="8" w:name="_Toc502393422"/>
+      <w:bookmarkStart w:id="9" w:name="_Toc516370262"/>
       <w:bookmarkStart w:id="10" w:name="_Toc495822036"/>
-      <w:bookmarkStart w:id="11" w:name="_Toc514747852"/>
-      <w:bookmarkStart w:id="12" w:name="_Toc514031080"/>
-      <w:bookmarkStart w:id="13" w:name="_Toc3343409"/>
-      <w:bookmarkStart w:id="14" w:name="_Toc516370262"/>
-      <w:bookmarkStart w:id="15" w:name="_Toc513261262"/>
-      <w:bookmarkStart w:id="16" w:name="_Toc525031961"/>
-      <w:bookmarkStart w:id="17" w:name="_Toc502393422"/>
-      <w:bookmarkStart w:id="18" w:name="_Toc514745927"/>
-      <w:bookmarkStart w:id="19" w:name="_Toc514747505"/>
+      <w:bookmarkStart w:id="11" w:name="_Toc514031080"/>
+      <w:bookmarkStart w:id="12" w:name="_Toc514746342"/>
+      <w:bookmarkStart w:id="13" w:name="_Toc495821949"/>
+      <w:bookmarkStart w:id="14" w:name="_Toc514745927"/>
+      <w:bookmarkStart w:id="15" w:name="_Toc525030880"/>
+      <w:bookmarkStart w:id="16" w:name="_Toc514747736"/>
+      <w:bookmarkStart w:id="17" w:name="_Toc514747852"/>
+      <w:bookmarkStart w:id="18" w:name="_Toc513261262"/>
+      <w:bookmarkStart w:id="19" w:name="_Toc3343409"/>
       <w:bookmarkStart w:id="20" w:name="_Toc514732671"/>
-      <w:bookmarkStart w:id="21" w:name="_Toc4313096"/>
-      <w:bookmarkStart w:id="22" w:name="_Toc502629432"/>
-      <w:bookmarkStart w:id="23" w:name="_Toc514746342"/>
-      <w:bookmarkStart w:id="24" w:name="_Toc502460838"/>
-      <w:bookmarkStart w:id="25" w:name="_Toc514030902"/>
-      <w:bookmarkStart w:id="26" w:name="_Toc525032123"/>
-      <w:bookmarkStart w:id="27" w:name="_Toc525032918"/>
-      <w:bookmarkStart w:id="28" w:name="_Toc514638745"/>
-      <w:bookmarkStart w:id="29" w:name="_Toc524164476"/>
-      <w:bookmarkStart w:id="30" w:name="_Toc495821949"/>
-      <w:bookmarkStart w:id="31" w:name="_Toc514746042"/>
-      <w:bookmarkStart w:id="32" w:name="_Toc472999356"/>
-      <w:bookmarkStart w:id="33" w:name="_Toc514745748"/>
-      <w:bookmarkStart w:id="34" w:name="_Toc502396123"/>
-      <w:bookmarkStart w:id="35" w:name="_Toc4299167"/>
-      <w:bookmarkStart w:id="36" w:name="_Toc516370575"/>
-      <w:bookmarkStart w:id="37" w:name="_Toc494080184"/>
-      <w:bookmarkStart w:id="38" w:name="_Toc514744958"/>
-      <w:bookmarkStart w:id="39" w:name="_Toc514745545"/>
-      <w:bookmarkStart w:id="40" w:name="_Toc502461032"/>
-      <w:bookmarkStart w:id="41" w:name="_Toc513261474"/>
-      <w:bookmarkStart w:id="42" w:name="_Toc480546826"/>
-      <w:bookmarkStart w:id="43" w:name="_Toc516371688"/>
-      <w:bookmarkStart w:id="44" w:name="_Toc502637792"/>
-      <w:bookmarkStart w:id="45" w:name="_Toc495822479"/>
-      <w:bookmarkStart w:id="46" w:name="_Toc515073886"/>
-      <w:bookmarkStart w:id="47" w:name="_Toc523306156"/>
-      <w:bookmarkStart w:id="48" w:name="_Toc514747621"/>
-      <w:bookmarkStart w:id="49" w:name="_Toc502393549"/>
+      <w:bookmarkStart w:id="21" w:name="_Toc502397094"/>
+      <w:bookmarkStart w:id="22" w:name="_Toc4313096"/>
+      <w:bookmarkStart w:id="23" w:name="_Toc502629432"/>
+      <w:bookmarkStart w:id="24" w:name="_Toc493934027"/>
+      <w:bookmarkStart w:id="25" w:name="_Toc514747505"/>
+      <w:bookmarkStart w:id="26" w:name="_Toc525032918"/>
+      <w:bookmarkStart w:id="27" w:name="_Toc502460838"/>
+      <w:bookmarkStart w:id="28" w:name="_Toc524164476"/>
+      <w:bookmarkStart w:id="29" w:name="_Toc525031961"/>
+      <w:bookmarkStart w:id="30" w:name="_Toc514030902"/>
+      <w:bookmarkStart w:id="31" w:name="_Toc515073886"/>
+      <w:bookmarkStart w:id="32" w:name="_Toc523306156"/>
+      <w:bookmarkStart w:id="33" w:name="_Toc502396123"/>
+      <w:bookmarkStart w:id="34" w:name="_Toc514745748"/>
+      <w:bookmarkStart w:id="35" w:name="_Toc516371688"/>
+      <w:bookmarkStart w:id="36" w:name="_Toc514747621"/>
+      <w:bookmarkStart w:id="37" w:name="_Toc502393549"/>
+      <w:bookmarkStart w:id="38" w:name="_Toc516370575"/>
+      <w:bookmarkStart w:id="39" w:name="_Toc514746042"/>
+      <w:bookmarkStart w:id="40" w:name="_Toc4299167"/>
+      <w:bookmarkStart w:id="41" w:name="_Toc494080184"/>
+      <w:bookmarkStart w:id="42" w:name="_Toc514744958"/>
+      <w:bookmarkStart w:id="43" w:name="_Toc513261474"/>
+      <w:bookmarkStart w:id="44" w:name="_Toc514745545"/>
+      <w:bookmarkStart w:id="45" w:name="_Toc480546826"/>
+      <w:bookmarkStart w:id="46" w:name="_Toc472999356"/>
+      <w:bookmarkStart w:id="47" w:name="_Toc502461032"/>
+      <w:bookmarkStart w:id="48" w:name="_Toc502637792"/>
+      <w:bookmarkStart w:id="49" w:name="_Toc495822479"/>
     </w:p>
     <w:tbl>
       <w:tblPr>
@@ -1089,13 +1074,6 @@
                 <w:smallCaps w:val="0"/>
               </w:rPr>
             </w:pPr>
-            <w:r>
-              <w:rPr>
-                <w:rFonts w:hint="eastAsia" w:ascii="Times New Roman" w:hAnsi="Times New Roman"/>
-                <w:smallCaps w:val="0"/>
-              </w:rPr>
-              <w:t>{{evaluate_editor_sign_pic}}</w:t>
-            </w:r>
           </w:p>
         </w:tc>
         <w:tc>
@@ -1136,13 +1114,6 @@
                 <w:smallCaps w:val="0"/>
               </w:rPr>
             </w:pPr>
-            <w:r>
-              <w:rPr>
-                <w:rFonts w:hint="eastAsia" w:ascii="Times New Roman" w:hAnsi="Times New Roman"/>
-                <w:smallCaps w:val="0"/>
-              </w:rPr>
-              <w:t>{{evaluate_plan_date_pic}}</w:t>
-            </w:r>
           </w:p>
         </w:tc>
       </w:tr>
@@ -1211,13 +1182,6 @@
                 <w:smallCaps w:val="0"/>
               </w:rPr>
             </w:pPr>
-            <w:r>
-              <w:rPr>
-                <w:rFonts w:hint="eastAsia" w:ascii="Times New Roman" w:hAnsi="Times New Roman"/>
-                <w:smallCaps w:val="0"/>
-              </w:rPr>
-              <w:t>{{evaluate_approver_sign_pic}}</w:t>
-            </w:r>
           </w:p>
         </w:tc>
         <w:tc>
@@ -1264,13 +1228,6 @@
                 <w:smallCaps w:val="0"/>
               </w:rPr>
             </w:pPr>
-            <w:r>
-              <w:rPr>
-                <w:rFonts w:hint="eastAsia" w:ascii="Times New Roman" w:hAnsi="Times New Roman"/>
-                <w:smallCaps w:val="0"/>
-              </w:rPr>
-              <w:t>{{evaluate_plan_date_pic}}</w:t>
-            </w:r>
           </w:p>
         </w:tc>
       </w:tr>
@@ -1339,13 +1296,6 @@
                 <w:smallCaps w:val="0"/>
               </w:rPr>
             </w:pPr>
-            <w:r>
-              <w:rPr>
-                <w:rFonts w:hint="eastAsia" w:ascii="Times New Roman" w:hAnsi="Times New Roman"/>
-                <w:smallCaps w:val="0"/>
-              </w:rPr>
-              <w:t>{{evaluate_client_sign_pic}}</w:t>
-            </w:r>
           </w:p>
         </w:tc>
         <w:tc>
@@ -1392,13 +1342,6 @@
                 <w:smallCaps w:val="0"/>
               </w:rPr>
             </w:pPr>
-            <w:r>
-              <w:rPr>
-                <w:rFonts w:hint="eastAsia" w:ascii="Times New Roman" w:hAnsi="Times New Roman"/>
-                <w:smallCaps w:val="0"/>
-              </w:rPr>
-              <w:t>{{evaluate_plan_date_pic}}</w:t>
-            </w:r>
           </w:p>
         </w:tc>
       </w:tr>
@@ -2611,30 +2554,30 @@
         </w:rPr>
       </w:pPr>
       <w:bookmarkStart w:id="50" w:name="_Toc143656233"/>
-      <w:bookmarkStart w:id="51" w:name="_Toc516371689"/>
-      <w:bookmarkStart w:id="52" w:name="_Toc4299168"/>
-      <w:bookmarkStart w:id="53" w:name="_Toc525030881"/>
-      <w:bookmarkStart w:id="54" w:name="_Toc514746343"/>
-      <w:bookmarkStart w:id="55" w:name="_Toc514744959"/>
-      <w:bookmarkStart w:id="56" w:name="_Toc514747737"/>
-      <w:bookmarkStart w:id="57" w:name="_Toc514747853"/>
-      <w:bookmarkStart w:id="58" w:name="_Toc524164477"/>
-      <w:bookmarkStart w:id="59" w:name="_Toc516370263"/>
-      <w:bookmarkStart w:id="60" w:name="_Toc514745749"/>
-      <w:bookmarkStart w:id="61" w:name="_Toc514747622"/>
-      <w:bookmarkStart w:id="62" w:name="_Toc516370576"/>
-      <w:bookmarkStart w:id="63" w:name="_Toc525032124"/>
-      <w:bookmarkStart w:id="64" w:name="_Toc514746043"/>
-      <w:bookmarkStart w:id="65" w:name="_Toc514747273"/>
-      <w:bookmarkStart w:id="66" w:name="_Toc525032919"/>
-      <w:bookmarkStart w:id="67" w:name="_Toc515073887"/>
-      <w:bookmarkStart w:id="68" w:name="_Toc514745546"/>
-      <w:bookmarkStart w:id="69" w:name="_Toc523306157"/>
-      <w:bookmarkStart w:id="70" w:name="_Toc525031962"/>
-      <w:bookmarkStart w:id="71" w:name="_Toc4313097"/>
-      <w:bookmarkStart w:id="72" w:name="_Toc514745928"/>
-      <w:bookmarkStart w:id="73" w:name="_Toc3343410"/>
-      <w:bookmarkStart w:id="74" w:name="_Toc514747506"/>
+      <w:bookmarkStart w:id="51" w:name="_Toc515073887"/>
+      <w:bookmarkStart w:id="52" w:name="_Toc525032919"/>
+      <w:bookmarkStart w:id="53" w:name="_Toc525032124"/>
+      <w:bookmarkStart w:id="54" w:name="_Toc525030881"/>
+      <w:bookmarkStart w:id="55" w:name="_Toc523306157"/>
+      <w:bookmarkStart w:id="56" w:name="_Toc524164477"/>
+      <w:bookmarkStart w:id="57" w:name="_Toc516371689"/>
+      <w:bookmarkStart w:id="58" w:name="_Toc514745928"/>
+      <w:bookmarkStart w:id="59" w:name="_Toc3343410"/>
+      <w:bookmarkStart w:id="60" w:name="_Toc514747737"/>
+      <w:bookmarkStart w:id="61" w:name="_Toc514746343"/>
+      <w:bookmarkStart w:id="62" w:name="_Toc514745749"/>
+      <w:bookmarkStart w:id="63" w:name="_Toc4299168"/>
+      <w:bookmarkStart w:id="64" w:name="_Toc516370263"/>
+      <w:bookmarkStart w:id="65" w:name="_Toc514746043"/>
+      <w:bookmarkStart w:id="66" w:name="_Toc514745546"/>
+      <w:bookmarkStart w:id="67" w:name="_Toc514747853"/>
+      <w:bookmarkStart w:id="68" w:name="_Toc514747622"/>
+      <w:bookmarkStart w:id="69" w:name="_Toc525031962"/>
+      <w:bookmarkStart w:id="70" w:name="_Toc516370576"/>
+      <w:bookmarkStart w:id="71" w:name="_Toc514747506"/>
+      <w:bookmarkStart w:id="72" w:name="_Toc514747273"/>
+      <w:bookmarkStart w:id="73" w:name="_Toc514744959"/>
+      <w:bookmarkStart w:id="74" w:name="_Toc4313097"/>
       <w:r>
         <w:rPr>
           <w:rFonts w:hint="eastAsia" w:ascii="Times New Roman" w:hAnsi="Times New Roman"/>
@@ -2819,6 +2762,8 @@
               </w:rPr>
               <w:t>{{c_addr}}</w:t>
             </w:r>
+            <w:bookmarkStart w:id="91" w:name="_GoBack"/>
+            <w:bookmarkEnd w:id="91"/>
           </w:p>
         </w:tc>
         <w:tc>
@@ -8497,21 +8442,7 @@
           <w:rFonts w:hint="eastAsia" w:ascii="Times New Roman" w:hAnsi="Times New Roman"/>
           <w:smallCaps w:val="0"/>
         </w:rPr>
-        <w:t>为进一步提高密码应用安全性能力，</w:t>
-      </w:r>
-      <w:r>
-        <w:rPr>
-          <w:rFonts w:hint="eastAsia" w:ascii="Times New Roman" w:hAnsi="Times New Roman"/>
-          <w:smallCaps w:val="0"/>
-        </w:rPr>
-        <w:t>{{c_name}}委托浙江省电子信息产品检验研究院对{{project_name}}实施密码应用安全性评估</w:t>
-      </w:r>
-      <w:r>
-        <w:rPr>
-          <w:rFonts w:hint="eastAsia" w:ascii="Times New Roman" w:hAnsi="Times New Roman"/>
-          <w:smallCaps w:val="0"/>
-        </w:rPr>
-        <w:t>，以期发现信息系统和密码应用标准的差距以及存在的安全隐患，为后续的安全整改工作提供参考依据。</w:t>
+        <w:t>为进一步提高密码应用安全性能力，{{c_name}}委托浙江省电子信息产品检验研究院对{{project_name}}实施密码应用安全性评估，以期发现信息系统和密码应用标准的差距以及存在的安全隐患，为后续的安全整改工作提供参考依据。</w:t>
       </w:r>
     </w:p>
     <w:p>
@@ -8522,8 +8453,8 @@
           <w:smallCaps w:val="0"/>
         </w:rPr>
       </w:pPr>
-      <w:bookmarkStart w:id="80" w:name="_Toc13292"/>
-      <w:bookmarkStart w:id="81" w:name="_Toc98950264"/>
+      <w:bookmarkStart w:id="80" w:name="_Toc98950264"/>
+      <w:bookmarkStart w:id="81" w:name="_Toc13292"/>
       <w:r>
         <w:rPr>
           <w:rFonts w:ascii="Times New Roman" w:hAnsi="Times New Roman"/>
@@ -8547,70 +8478,7 @@
           <w:rFonts w:hint="eastAsia" w:ascii="Times New Roman" w:hAnsi="Times New Roman"/>
           <w:smallCaps w:val="0"/>
         </w:rPr>
-        <w:t>浙江省电子信息产品检验研究院受</w:t>
-      </w:r>
-      <w:r>
-        <w:rPr>
-          <w:rFonts w:hint="eastAsia" w:ascii="Times New Roman" w:hAnsi="Times New Roman"/>
-          <w:smallCaps w:val="0"/>
-        </w:rPr>
-        <w:t>{{c_name}}</w:t>
-      </w:r>
-      <w:r>
-        <w:rPr>
-          <w:rFonts w:hint="eastAsia" w:ascii="Times New Roman" w:hAnsi="Times New Roman"/>
-          <w:smallCaps w:val="0"/>
-        </w:rPr>
-        <w:t>的委托，于</w:t>
-      </w:r>
-      <w:r>
-        <w:rPr>
-          <w:rFonts w:hint="eastAsia" w:ascii="Times New Roman" w:hAnsi="Times New Roman"/>
-          <w:smallCaps w:val="0"/>
-        </w:rPr>
-        <w:t>{{project_starttime}}</w:t>
-      </w:r>
-      <w:r>
-        <w:rPr>
-          <w:rFonts w:hint="eastAsia" w:ascii="Times New Roman" w:hAnsi="Times New Roman"/>
-          <w:smallCaps w:val="0"/>
-        </w:rPr>
-        <w:t>至</w:t>
-      </w:r>
-      <w:r>
-        <w:rPr>
-          <w:rFonts w:hint="eastAsia" w:ascii="Times New Roman" w:hAnsi="Times New Roman"/>
-          <w:smallCaps w:val="0"/>
-        </w:rPr>
-        <w:t>{{project_endtime}}</w:t>
-      </w:r>
-      <w:r>
-        <w:rPr>
-          <w:rFonts w:hint="eastAsia" w:ascii="Times New Roman" w:hAnsi="Times New Roman"/>
-          <w:smallCaps w:val="0"/>
-        </w:rPr>
-        <w:t>，依据GB/T 39786-2021《信息安全技术 信息系统密码应用基本要求》的第</w:t>
-      </w:r>
-      <w:r>
-        <w:rPr>
-          <w:rFonts w:hint="eastAsia" w:ascii="Times New Roman" w:hAnsi="Times New Roman"/>
-          <w:smallCaps w:val="0"/>
-        </w:rPr>
-        <w:t>{{project_mplevel}}</w:t>
-      </w:r>
-      <w:r>
-        <w:rPr>
-          <w:rFonts w:hint="eastAsia" w:ascii="Times New Roman" w:hAnsi="Times New Roman"/>
-          <w:smallCaps w:val="0"/>
-        </w:rPr>
-        <w:t>级别要求，对</w:t>
-      </w:r>
-      <w:r>
-        <w:rPr>
-          <w:rFonts w:hint="eastAsia" w:ascii="Times New Roman" w:hAnsi="Times New Roman"/>
-          <w:smallCaps w:val="0"/>
-        </w:rPr>
-        <w:t>{{project_name}}</w:t>
+        <w:t>浙江省电子信息产品检验研究院受{{c_name}}的委托，于{{project_starttime}}至{{project_endtime}}，依据GB/T 39786-2021《信息安全技术 信息系统密码应用基本要求》的第{{project_mplevel}}级别要求，对{{project_name}}</w:t>
       </w:r>
       <w:r>
         <w:rPr>
@@ -8702,17 +8570,17 @@
       <w:bookmarkEnd w:id="83"/>
       <w:bookmarkStart w:id="84" w:name="_Toc533106134"/>
       <w:bookmarkEnd w:id="84"/>
-      <w:bookmarkStart w:id="85" w:name="_Toc529452338"/>
+      <w:bookmarkStart w:id="85" w:name="_Toc529537585"/>
       <w:bookmarkEnd w:id="85"/>
-      <w:bookmarkStart w:id="86" w:name="_Toc529452336"/>
+      <w:bookmarkStart w:id="86" w:name="_Toc533093053"/>
       <w:bookmarkEnd w:id="86"/>
-      <w:bookmarkStart w:id="87" w:name="_Toc529537587"/>
+      <w:bookmarkStart w:id="87" w:name="_Toc533059327"/>
       <w:bookmarkEnd w:id="87"/>
-      <w:bookmarkStart w:id="88" w:name="_Toc529537585"/>
+      <w:bookmarkStart w:id="88" w:name="_Toc529452338"/>
       <w:bookmarkEnd w:id="88"/>
-      <w:bookmarkStart w:id="89" w:name="_Toc533093053"/>
+      <w:bookmarkStart w:id="89" w:name="_Toc529452336"/>
       <w:bookmarkEnd w:id="89"/>
-      <w:bookmarkStart w:id="90" w:name="_Toc533059327"/>
+      <w:bookmarkStart w:id="90" w:name="_Toc529537587"/>
       <w:bookmarkEnd w:id="90"/>
     </w:p>
     <w:sectPr>
@@ -9640,7 +9508,7 @@
     <w:lsdException w:qFormat="1" w:unhideWhenUsed="0" w:uiPriority="10" w:semiHidden="0" w:name="Title"/>
     <w:lsdException w:uiPriority="99" w:name="Closing"/>
     <w:lsdException w:uiPriority="99" w:name="Signature"/>
-    <w:lsdException w:uiPriority="1" w:name="Default Paragraph Font"/>
+    <w:lsdException w:qFormat="1" w:uiPriority="1" w:name="Default Paragraph Font"/>
     <w:lsdException w:qFormat="1" w:uiPriority="99" w:name="Body Text"/>
     <w:lsdException w:qFormat="1" w:uiPriority="99" w:name="Body Text Indent"/>
     <w:lsdException w:uiPriority="99" w:name="List Continue"/>
@@ -10075,6 +9943,7 @@
     <w:name w:val="Default Paragraph Font"/>
     <w:semiHidden/>
     <w:unhideWhenUsed/>
+    <w:qFormat/>
     <w:uiPriority w:val="1"/>
   </w:style>
   <w:style w:type="table" w:default="1" w:styleId="36">
